--- a/2.1- Introduction to Version Control with Git.docx
+++ b/2.1- Introduction to Version Control with Git.docx
@@ -1,6 +1,6 @@
 
 <file path=word/document.xml><?xml version="1.0" encoding="utf-8"?>
-<w:document xmlns:wpc="http://schemas.microsoft.com/office/word/2010/wordprocessingCanvas" xmlns:cx="http://schemas.microsoft.com/office/drawing/2014/chartex" xmlns:cx1="http://schemas.microsoft.com/office/drawing/2015/9/8/chartex" xmlns:cx2="http://schemas.microsoft.com/office/drawing/2015/10/21/chartex" xmlns:cx3="http://schemas.microsoft.com/office/drawing/2016/5/9/chartex" xmlns:cx4="http://schemas.microsoft.com/office/drawing/2016/5/10/chartex" xmlns:cx5="http://schemas.microsoft.com/office/drawing/2016/5/11/chartex" xmlns:cx6="http://schemas.microsoft.com/office/drawing/2016/5/12/chartex" xmlns:cx7="http://schemas.microsoft.com/office/drawing/2016/5/13/chartex" xmlns:cx8="http://schemas.microsoft.com/office/drawing/2016/5/14/chartex" xmlns:mc="http://schemas.openxmlformats.org/markup-compatibility/2006" xmlns:aink="http://schemas.microsoft.com/office/drawing/2016/ink" xmlns:am3d="http://schemas.microsoft.com/office/drawing/2017/model3d" xmlns:o="urn:schemas-microsoft-com:office:office" xmlns:oel="http://schemas.microsoft.com/office/2019/extlst" xmlns:r="http://schemas.openxmlformats.org/officeDocument/2006/relationships" xmlns:m="http://schemas.openxmlformats.org/officeDocument/2006/math" xmlns:v="urn:schemas-microsoft-com:vml" xmlns:wp14="http://schemas.microsoft.com/office/word/2010/wordprocessingDrawing" xmlns:wp="http://schemas.openxmlformats.org/drawingml/2006/wordprocessingDrawing" xmlns:w10="urn:schemas-microsoft-com:office:word" xmlns:w="http://schemas.openxmlformats.org/wordprocessingml/2006/main" xmlns:w14="http://schemas.microsoft.com/office/word/2010/wordml" xmlns:w15="http://schemas.microsoft.com/office/word/2012/wordml" xmlns:w16cex="http://schemas.microsoft.com/office/word/2018/wordml/cex" xmlns:w16cid="http://schemas.microsoft.com/office/word/2016/wordml/cid" xmlns:w16="http://schemas.microsoft.com/office/word/2018/wordml" xmlns:w16du="http://schemas.microsoft.com/office/word/2023/wordml/word16du" xmlns:w16sdtdh="http://schemas.microsoft.com/office/word/2020/wordml/sdtdatahash" xmlns:w16se="http://schemas.microsoft.com/office/word/2015/wordml/symex" xmlns:wpg="http://schemas.microsoft.com/office/word/2010/wordprocessingGroup" xmlns:wpi="http://schemas.microsoft.com/office/word/2010/wordprocessingInk" xmlns:wne="http://schemas.microsoft.com/office/word/2006/wordml" xmlns:wps="http://schemas.microsoft.com/office/word/2010/wordprocessingShape" mc:Ignorable="w14 w15 w16se w16cid w16 w16cex w16sdtdh w16du wp14">
+<w:document xmlns:wpc="http://schemas.microsoft.com/office/word/2010/wordprocessingCanvas" xmlns:cx="http://schemas.microsoft.com/office/drawing/2014/chartex" xmlns:cx1="http://schemas.microsoft.com/office/drawing/2015/9/8/chartex" xmlns:cx2="http://schemas.microsoft.com/office/drawing/2015/10/21/chartex" xmlns:cx3="http://schemas.microsoft.com/office/drawing/2016/5/9/chartex" xmlns:cx4="http://schemas.microsoft.com/office/drawing/2016/5/10/chartex" xmlns:cx5="http://schemas.microsoft.com/office/drawing/2016/5/11/chartex" xmlns:cx6="http://schemas.microsoft.com/office/drawing/2016/5/12/chartex" xmlns:cx7="http://schemas.microsoft.com/office/drawing/2016/5/13/chartex" xmlns:cx8="http://schemas.microsoft.com/office/drawing/2016/5/14/chartex" xmlns:mc="http://schemas.openxmlformats.org/markup-compatibility/2006" xmlns:aink="http://schemas.microsoft.com/office/drawing/2016/ink" xmlns:am3d="http://schemas.microsoft.com/office/drawing/2017/model3d" xmlns:o="urn:schemas-microsoft-com:office:office" xmlns:oel="http://schemas.microsoft.com/office/2019/extlst" xmlns:r="http://schemas.openxmlformats.org/officeDocument/2006/relationships" xmlns:m="http://schemas.openxmlformats.org/officeDocument/2006/math" xmlns:v="urn:schemas-microsoft-com:vml" xmlns:wp14="http://schemas.microsoft.com/office/word/2010/wordprocessingDrawing" xmlns:wp="http://schemas.openxmlformats.org/drawingml/2006/wordprocessingDrawing" xmlns:w10="urn:schemas-microsoft-com:office:word" xmlns:w="http://schemas.openxmlformats.org/wordprocessingml/2006/main" xmlns:w14="http://schemas.microsoft.com/office/word/2010/wordml" xmlns:w15="http://schemas.microsoft.com/office/word/2012/wordml" xmlns:w16cex="http://schemas.microsoft.com/office/word/2018/wordml/cex" xmlns:w16cid="http://schemas.microsoft.com/office/word/2016/wordml/cid" xmlns:w16="http://schemas.microsoft.com/office/word/2018/wordml" xmlns:w16du="http://schemas.microsoft.com/office/word/2023/wordml/word16du" xmlns:w16sdtdh="http://schemas.microsoft.com/office/word/2020/wordml/sdtdatahash" xmlns:w16sdtfl="http://schemas.microsoft.com/office/word/2024/wordml/sdtformatlock" xmlns:w16se="http://schemas.microsoft.com/office/word/2015/wordml/symex" xmlns:wpg="http://schemas.microsoft.com/office/word/2010/wordprocessingGroup" xmlns:wpi="http://schemas.microsoft.com/office/word/2010/wordprocessingInk" xmlns:wne="http://schemas.microsoft.com/office/word/2006/wordml" xmlns:wps="http://schemas.microsoft.com/office/word/2010/wordprocessingShape" mc:Ignorable="w14 w15 w16se w16cid w16 w16cex w16sdtdh w16sdtfl w16du wp14">
   <w:body>
     <w:p>
       <w:r>
@@ -63,15 +63,7 @@
     </w:p>
     <w:p>
       <w:r>
-        <w:t xml:space="preserve">- Capability to create repositories, </w:t>
-      </w:r>
-      <w:proofErr w:type="gramStart"/>
-      <w:r>
-        <w:t>clone</w:t>
-      </w:r>
-      <w:proofErr w:type="gramEnd"/>
-      <w:r>
-        <w:t>, fork, and perform basic merging operations.</w:t>
+        <w:t>- Capability to create repositories, clone, fork, and perform basic merging operations.</w:t>
       </w:r>
     </w:p>
     <w:p/>
@@ -136,15 +128,7 @@
     </w:p>
     <w:p>
       <w:r>
-        <w:t xml:space="preserve">   - Introduction to Git commands: </w:t>
-      </w:r>
-      <w:proofErr w:type="spellStart"/>
-      <w:r>
-        <w:t>init</w:t>
-      </w:r>
-      <w:proofErr w:type="spellEnd"/>
-      <w:r>
-        <w:t>, add, commit, status.</w:t>
+        <w:t xml:space="preserve">   - Introduction to Git commands: init, add, commit, status.</w:t>
       </w:r>
     </w:p>
     <w:p>
@@ -192,15 +176,7 @@
     </w:p>
     <w:p>
       <w:r>
-        <w:t xml:space="preserve">   - Step-by-step guide </w:t>
-      </w:r>
-      <w:proofErr w:type="gramStart"/>
-      <w:r>
-        <w:t>on</w:t>
-      </w:r>
-      <w:proofErr w:type="gramEnd"/>
-      <w:r>
-        <w:t xml:space="preserve"> creating a new repository.</w:t>
+        <w:t xml:space="preserve">   - Step-by-step guide on creating a new repository.</w:t>
       </w:r>
     </w:p>
     <w:p>
@@ -222,15 +198,7 @@
     </w:p>
     <w:p>
       <w:r>
-        <w:t xml:space="preserve">   - Conflict resolution in </w:t>
-      </w:r>
-      <w:proofErr w:type="gramStart"/>
-      <w:r>
-        <w:t>merges</w:t>
-      </w:r>
-      <w:proofErr w:type="gramEnd"/>
-      <w:r>
-        <w:t>.</w:t>
+        <w:t xml:space="preserve">   - Conflict resolution in merges.</w:t>
       </w:r>
     </w:p>
     <w:p/>
@@ -262,15 +230,7 @@
     </w:p>
     <w:p>
       <w:r>
-        <w:t xml:space="preserve">    - Facilitating a discussion on the </w:t>
-      </w:r>
-      <w:proofErr w:type="gramStart"/>
-      <w:r>
-        <w:t>covered topics</w:t>
-      </w:r>
-      <w:proofErr w:type="gramEnd"/>
-      <w:r>
-        <w:t>.</w:t>
+        <w:t xml:space="preserve">    - Facilitating a discussion on the covered topics.</w:t>
       </w:r>
     </w:p>
     <w:p/>
@@ -281,47 +241,711 @@
       </w:r>
     </w:p>
     <w:p>
-      <w:r>
-        <w:t xml:space="preserve">1. Create a new Git repository on your local machine and make an initial </w:t>
-      </w:r>
-      <w:proofErr w:type="gramStart"/>
-      <w:r>
-        <w:t>commit</w:t>
-      </w:r>
-      <w:proofErr w:type="gramEnd"/>
-      <w:r>
-        <w:t>.</w:t>
-      </w:r>
-    </w:p>
-    <w:p>
-      <w:r>
-        <w:t>2. Push the changes from your local repository to a remote repository on a hosting platform (e.g., GitHub).</w:t>
-      </w:r>
-    </w:p>
-    <w:p>
-      <w:r>
-        <w:t>3. Clone an existing repository from a remote source to your local machine.</w:t>
-      </w:r>
-    </w:p>
-    <w:p>
-      <w:r>
-        <w:t>4. Fork a repository on GitHub, make changes, and submit a pull request.</w:t>
-      </w:r>
-    </w:p>
-    <w:p>
-      <w:r>
-        <w:t xml:space="preserve">5. Perform a basic </w:t>
-      </w:r>
-      <w:proofErr w:type="gramStart"/>
-      <w:r>
-        <w:t>merge</w:t>
-      </w:r>
-      <w:proofErr w:type="gramEnd"/>
-      <w:r>
-        <w:t xml:space="preserve"> operation, resolving any conflicts that arise.</w:t>
-      </w:r>
-    </w:p>
-    <w:p/>
+      <w:pPr>
+        <w:pStyle w:val="ListParagraph"/>
+        <w:numPr>
+          <w:ilvl w:val="0"/>
+          <w:numId w:val="1"/>
+        </w:numPr>
+        <w:rPr>
+          <w:b/>
+          <w:bCs/>
+        </w:rPr>
+      </w:pPr>
+      <w:r>
+        <w:rPr>
+          <w:b/>
+          <w:bCs/>
+        </w:rPr>
+        <w:t>Create a new Git repository on your local machine and make an initial commit.</w:t>
+      </w:r>
+    </w:p>
+    <w:p>
+      <w:pPr>
+        <w:pStyle w:val="ListParagraph"/>
+      </w:pPr>
+      <w:r>
+        <w:drawing>
+          <wp:inline distT="0" distB="0" distL="0" distR="0" wp14:anchorId="2CD8793F" wp14:editId="3233C68E">
+            <wp:extent cx="4708358" cy="3415069"/>
+            <wp:effectExtent l="0" t="0" r="0" b="0"/>
+            <wp:docPr id="1423220792" name="Picture 1"/>
+            <wp:cNvGraphicFramePr>
+              <a:graphicFrameLocks xmlns:a="http://schemas.openxmlformats.org/drawingml/2006/main" noChangeAspect="1"/>
+            </wp:cNvGraphicFramePr>
+            <a:graphic xmlns:a="http://schemas.openxmlformats.org/drawingml/2006/main">
+              <a:graphicData uri="http://schemas.openxmlformats.org/drawingml/2006/picture">
+                <pic:pic xmlns:pic="http://schemas.openxmlformats.org/drawingml/2006/picture">
+                  <pic:nvPicPr>
+                    <pic:cNvPr id="1423220792" name=""/>
+                    <pic:cNvPicPr/>
+                  </pic:nvPicPr>
+                  <pic:blipFill>
+                    <a:blip r:embed="rId8"/>
+                    <a:stretch>
+                      <a:fillRect/>
+                    </a:stretch>
+                  </pic:blipFill>
+                  <pic:spPr>
+                    <a:xfrm>
+                      <a:off x="0" y="0"/>
+                      <a:ext cx="4725877" cy="3427776"/>
+                    </a:xfrm>
+                    <a:prstGeom prst="rect">
+                      <a:avLst/>
+                    </a:prstGeom>
+                  </pic:spPr>
+                </pic:pic>
+              </a:graphicData>
+            </a:graphic>
+          </wp:inline>
+        </w:drawing>
+      </w:r>
+    </w:p>
+    <w:p>
+      <w:pPr>
+        <w:pStyle w:val="ListParagraph"/>
+      </w:pPr>
+    </w:p>
+    <w:p>
+      <w:pPr>
+        <w:pStyle w:val="ListParagraph"/>
+      </w:pPr>
+    </w:p>
+    <w:p>
+      <w:pPr>
+        <w:pStyle w:val="ListParagraph"/>
+      </w:pPr>
+    </w:p>
+    <w:p>
+      <w:pPr>
+        <w:pStyle w:val="ListParagraph"/>
+      </w:pPr>
+    </w:p>
+    <w:p>
+      <w:pPr>
+        <w:pStyle w:val="ListParagraph"/>
+      </w:pPr>
+    </w:p>
+    <w:p>
+      <w:pPr>
+        <w:pStyle w:val="ListParagraph"/>
+      </w:pPr>
+    </w:p>
+    <w:p>
+      <w:pPr>
+        <w:pStyle w:val="ListParagraph"/>
+      </w:pPr>
+    </w:p>
+    <w:p>
+      <w:pPr>
+        <w:pStyle w:val="ListParagraph"/>
+      </w:pPr>
+    </w:p>
+    <w:p>
+      <w:pPr>
+        <w:pStyle w:val="ListParagraph"/>
+        <w:numPr>
+          <w:ilvl w:val="0"/>
+          <w:numId w:val="1"/>
+        </w:numPr>
+        <w:rPr>
+          <w:b/>
+          <w:bCs/>
+        </w:rPr>
+      </w:pPr>
+      <w:r>
+        <w:rPr>
+          <w:b/>
+          <w:bCs/>
+        </w:rPr>
+        <w:lastRenderedPageBreak/>
+        <w:t>Push the changes from your local repository to a remote repository on a hosting platform (e.g., GitHub).</w:t>
+      </w:r>
+    </w:p>
+    <w:p>
+      <w:pPr>
+        <w:pStyle w:val="ListParagraph"/>
+        <w:rPr>
+          <w:b/>
+          <w:bCs/>
+        </w:rPr>
+      </w:pPr>
+      <w:r>
+        <w:rPr>
+          <w:b/>
+          <w:bCs/>
+        </w:rPr>
+        <w:drawing>
+          <wp:inline distT="0" distB="0" distL="0" distR="0" wp14:anchorId="2FE46660" wp14:editId="68382D57">
+            <wp:extent cx="5921253" cy="2568163"/>
+            <wp:effectExtent l="0" t="0" r="3810" b="3810"/>
+            <wp:docPr id="1691885886" name="Picture 1"/>
+            <wp:cNvGraphicFramePr>
+              <a:graphicFrameLocks xmlns:a="http://schemas.openxmlformats.org/drawingml/2006/main" noChangeAspect="1"/>
+            </wp:cNvGraphicFramePr>
+            <a:graphic xmlns:a="http://schemas.openxmlformats.org/drawingml/2006/main">
+              <a:graphicData uri="http://schemas.openxmlformats.org/drawingml/2006/picture">
+                <pic:pic xmlns:pic="http://schemas.openxmlformats.org/drawingml/2006/picture">
+                  <pic:nvPicPr>
+                    <pic:cNvPr id="1691885886" name=""/>
+                    <pic:cNvPicPr/>
+                  </pic:nvPicPr>
+                  <pic:blipFill>
+                    <a:blip r:embed="rId9"/>
+                    <a:stretch>
+                      <a:fillRect/>
+                    </a:stretch>
+                  </pic:blipFill>
+                  <pic:spPr>
+                    <a:xfrm>
+                      <a:off x="0" y="0"/>
+                      <a:ext cx="5921253" cy="2568163"/>
+                    </a:xfrm>
+                    <a:prstGeom prst="rect">
+                      <a:avLst/>
+                    </a:prstGeom>
+                  </pic:spPr>
+                </pic:pic>
+              </a:graphicData>
+            </a:graphic>
+          </wp:inline>
+        </w:drawing>
+      </w:r>
+    </w:p>
+    <w:p>
+      <w:pPr>
+        <w:pStyle w:val="ListParagraph"/>
+        <w:numPr>
+          <w:ilvl w:val="0"/>
+          <w:numId w:val="1"/>
+        </w:numPr>
+        <w:rPr>
+          <w:b/>
+          <w:bCs/>
+        </w:rPr>
+      </w:pPr>
+      <w:r>
+        <w:rPr>
+          <w:b/>
+          <w:bCs/>
+        </w:rPr>
+        <w:t>Clone an existing repository from a remote source to your local machine.</w:t>
+      </w:r>
+    </w:p>
+    <w:p>
+      <w:pPr>
+        <w:pStyle w:val="ListParagraph"/>
+        <w:rPr>
+          <w:b/>
+          <w:bCs/>
+        </w:rPr>
+      </w:pPr>
+      <w:r>
+        <w:rPr>
+          <w:b/>
+          <w:bCs/>
+        </w:rPr>
+        <w:drawing>
+          <wp:inline distT="0" distB="0" distL="0" distR="0" wp14:anchorId="796B8B8B" wp14:editId="1CE97A74">
+            <wp:extent cx="5021179" cy="3874611"/>
+            <wp:effectExtent l="0" t="0" r="8255" b="0"/>
+            <wp:docPr id="1642396332" name="Picture 1"/>
+            <wp:cNvGraphicFramePr>
+              <a:graphicFrameLocks xmlns:a="http://schemas.openxmlformats.org/drawingml/2006/main" noChangeAspect="1"/>
+            </wp:cNvGraphicFramePr>
+            <a:graphic xmlns:a="http://schemas.openxmlformats.org/drawingml/2006/main">
+              <a:graphicData uri="http://schemas.openxmlformats.org/drawingml/2006/picture">
+                <pic:pic xmlns:pic="http://schemas.openxmlformats.org/drawingml/2006/picture">
+                  <pic:nvPicPr>
+                    <pic:cNvPr id="1642396332" name=""/>
+                    <pic:cNvPicPr/>
+                  </pic:nvPicPr>
+                  <pic:blipFill>
+                    <a:blip r:embed="rId10"/>
+                    <a:stretch>
+                      <a:fillRect/>
+                    </a:stretch>
+                  </pic:blipFill>
+                  <pic:spPr>
+                    <a:xfrm>
+                      <a:off x="0" y="0"/>
+                      <a:ext cx="5030125" cy="3881514"/>
+                    </a:xfrm>
+                    <a:prstGeom prst="rect">
+                      <a:avLst/>
+                    </a:prstGeom>
+                  </pic:spPr>
+                </pic:pic>
+              </a:graphicData>
+            </a:graphic>
+          </wp:inline>
+        </w:drawing>
+      </w:r>
+    </w:p>
+    <w:p>
+      <w:pPr>
+        <w:pStyle w:val="ListParagraph"/>
+        <w:rPr>
+          <w:b/>
+          <w:bCs/>
+        </w:rPr>
+      </w:pPr>
+    </w:p>
+    <w:p>
+      <w:pPr>
+        <w:pStyle w:val="ListParagraph"/>
+        <w:rPr>
+          <w:b/>
+          <w:bCs/>
+        </w:rPr>
+      </w:pPr>
+    </w:p>
+    <w:p>
+      <w:pPr>
+        <w:pStyle w:val="ListParagraph"/>
+        <w:rPr>
+          <w:b/>
+          <w:bCs/>
+        </w:rPr>
+      </w:pPr>
+    </w:p>
+    <w:p>
+      <w:pPr>
+        <w:pStyle w:val="ListParagraph"/>
+        <w:rPr>
+          <w:b/>
+          <w:bCs/>
+        </w:rPr>
+      </w:pPr>
+    </w:p>
+    <w:p>
+      <w:pPr>
+        <w:pStyle w:val="ListParagraph"/>
+        <w:rPr>
+          <w:b/>
+          <w:bCs/>
+        </w:rPr>
+      </w:pPr>
+    </w:p>
+    <w:p>
+      <w:pPr>
+        <w:pStyle w:val="ListParagraph"/>
+        <w:rPr>
+          <w:b/>
+          <w:bCs/>
+        </w:rPr>
+      </w:pPr>
+    </w:p>
+    <w:p>
+      <w:pPr>
+        <w:pStyle w:val="ListParagraph"/>
+        <w:numPr>
+          <w:ilvl w:val="0"/>
+          <w:numId w:val="1"/>
+        </w:numPr>
+        <w:rPr>
+          <w:b/>
+          <w:bCs/>
+        </w:rPr>
+      </w:pPr>
+      <w:r>
+        <w:rPr>
+          <w:b/>
+          <w:bCs/>
+        </w:rPr>
+        <w:lastRenderedPageBreak/>
+        <w:t>Fork a repository on GitHub, make changes, and submit a pull request.</w:t>
+      </w:r>
+    </w:p>
+    <w:p>
+      <w:pPr>
+        <w:pStyle w:val="ListParagraph"/>
+        <w:rPr>
+          <w:b/>
+          <w:bCs/>
+        </w:rPr>
+      </w:pPr>
+      <w:r>
+        <w:rPr>
+          <w:b/>
+          <w:bCs/>
+        </w:rPr>
+        <w:drawing>
+          <wp:inline distT="0" distB="0" distL="0" distR="0" wp14:anchorId="3AC1C740" wp14:editId="3705AF94">
+            <wp:extent cx="5585944" cy="3360711"/>
+            <wp:effectExtent l="0" t="0" r="0" b="0"/>
+            <wp:docPr id="1536215998" name="Picture 1"/>
+            <wp:cNvGraphicFramePr>
+              <a:graphicFrameLocks xmlns:a="http://schemas.openxmlformats.org/drawingml/2006/main" noChangeAspect="1"/>
+            </wp:cNvGraphicFramePr>
+            <a:graphic xmlns:a="http://schemas.openxmlformats.org/drawingml/2006/main">
+              <a:graphicData uri="http://schemas.openxmlformats.org/drawingml/2006/picture">
+                <pic:pic xmlns:pic="http://schemas.openxmlformats.org/drawingml/2006/picture">
+                  <pic:nvPicPr>
+                    <pic:cNvPr id="1536215998" name=""/>
+                    <pic:cNvPicPr/>
+                  </pic:nvPicPr>
+                  <pic:blipFill>
+                    <a:blip r:embed="rId11"/>
+                    <a:stretch>
+                      <a:fillRect/>
+                    </a:stretch>
+                  </pic:blipFill>
+                  <pic:spPr>
+                    <a:xfrm>
+                      <a:off x="0" y="0"/>
+                      <a:ext cx="5585944" cy="3360711"/>
+                    </a:xfrm>
+                    <a:prstGeom prst="rect">
+                      <a:avLst/>
+                    </a:prstGeom>
+                  </pic:spPr>
+                </pic:pic>
+              </a:graphicData>
+            </a:graphic>
+          </wp:inline>
+        </w:drawing>
+      </w:r>
+    </w:p>
+    <w:p>
+      <w:pPr>
+        <w:pStyle w:val="ListParagraph"/>
+        <w:rPr>
+          <w:b/>
+          <w:bCs/>
+        </w:rPr>
+      </w:pPr>
+      <w:r>
+        <w:rPr>
+          <w:b/>
+          <w:bCs/>
+        </w:rPr>
+        <w:drawing>
+          <wp:inline distT="0" distB="0" distL="0" distR="0" wp14:anchorId="04440162" wp14:editId="3FF5CC84">
+            <wp:extent cx="5471634" cy="929721"/>
+            <wp:effectExtent l="0" t="0" r="0" b="3810"/>
+            <wp:docPr id="1308084693" name="Picture 1"/>
+            <wp:cNvGraphicFramePr>
+              <a:graphicFrameLocks xmlns:a="http://schemas.openxmlformats.org/drawingml/2006/main" noChangeAspect="1"/>
+            </wp:cNvGraphicFramePr>
+            <a:graphic xmlns:a="http://schemas.openxmlformats.org/drawingml/2006/main">
+              <a:graphicData uri="http://schemas.openxmlformats.org/drawingml/2006/picture">
+                <pic:pic xmlns:pic="http://schemas.openxmlformats.org/drawingml/2006/picture">
+                  <pic:nvPicPr>
+                    <pic:cNvPr id="1308084693" name=""/>
+                    <pic:cNvPicPr/>
+                  </pic:nvPicPr>
+                  <pic:blipFill>
+                    <a:blip r:embed="rId12"/>
+                    <a:stretch>
+                      <a:fillRect/>
+                    </a:stretch>
+                  </pic:blipFill>
+                  <pic:spPr>
+                    <a:xfrm>
+                      <a:off x="0" y="0"/>
+                      <a:ext cx="5471634" cy="929721"/>
+                    </a:xfrm>
+                    <a:prstGeom prst="rect">
+                      <a:avLst/>
+                    </a:prstGeom>
+                  </pic:spPr>
+                </pic:pic>
+              </a:graphicData>
+            </a:graphic>
+          </wp:inline>
+        </w:drawing>
+      </w:r>
+    </w:p>
+    <w:p>
+      <w:pPr>
+        <w:pStyle w:val="ListParagraph"/>
+        <w:rPr>
+          <w:b/>
+          <w:bCs/>
+        </w:rPr>
+      </w:pPr>
+      <w:r>
+        <w:rPr>
+          <w:b/>
+          <w:bCs/>
+        </w:rPr>
+        <w:drawing>
+          <wp:inline distT="0" distB="0" distL="0" distR="0" wp14:anchorId="2054CFB6" wp14:editId="70B14ADC">
+            <wp:extent cx="5578323" cy="571550"/>
+            <wp:effectExtent l="0" t="0" r="3810" b="0"/>
+            <wp:docPr id="837852514" name="Picture 1"/>
+            <wp:cNvGraphicFramePr>
+              <a:graphicFrameLocks xmlns:a="http://schemas.openxmlformats.org/drawingml/2006/main" noChangeAspect="1"/>
+            </wp:cNvGraphicFramePr>
+            <a:graphic xmlns:a="http://schemas.openxmlformats.org/drawingml/2006/main">
+              <a:graphicData uri="http://schemas.openxmlformats.org/drawingml/2006/picture">
+                <pic:pic xmlns:pic="http://schemas.openxmlformats.org/drawingml/2006/picture">
+                  <pic:nvPicPr>
+                    <pic:cNvPr id="837852514" name=""/>
+                    <pic:cNvPicPr/>
+                  </pic:nvPicPr>
+                  <pic:blipFill>
+                    <a:blip r:embed="rId13"/>
+                    <a:stretch>
+                      <a:fillRect/>
+                    </a:stretch>
+                  </pic:blipFill>
+                  <pic:spPr>
+                    <a:xfrm>
+                      <a:off x="0" y="0"/>
+                      <a:ext cx="5578323" cy="571550"/>
+                    </a:xfrm>
+                    <a:prstGeom prst="rect">
+                      <a:avLst/>
+                    </a:prstGeom>
+                  </pic:spPr>
+                </pic:pic>
+              </a:graphicData>
+            </a:graphic>
+          </wp:inline>
+        </w:drawing>
+      </w:r>
+    </w:p>
+    <w:p>
+      <w:pPr>
+        <w:pStyle w:val="ListParagraph"/>
+        <w:rPr>
+          <w:b/>
+          <w:bCs/>
+        </w:rPr>
+      </w:pPr>
+      <w:r>
+        <w:rPr>
+          <w:b/>
+          <w:bCs/>
+        </w:rPr>
+        <w:drawing>
+          <wp:inline distT="0" distB="0" distL="0" distR="0" wp14:anchorId="26DAA599" wp14:editId="2D0FB1FB">
+            <wp:extent cx="5464013" cy="1722269"/>
+            <wp:effectExtent l="0" t="0" r="3810" b="0"/>
+            <wp:docPr id="2072688116" name="Picture 1"/>
+            <wp:cNvGraphicFramePr>
+              <a:graphicFrameLocks xmlns:a="http://schemas.openxmlformats.org/drawingml/2006/main" noChangeAspect="1"/>
+            </wp:cNvGraphicFramePr>
+            <a:graphic xmlns:a="http://schemas.openxmlformats.org/drawingml/2006/main">
+              <a:graphicData uri="http://schemas.openxmlformats.org/drawingml/2006/picture">
+                <pic:pic xmlns:pic="http://schemas.openxmlformats.org/drawingml/2006/picture">
+                  <pic:nvPicPr>
+                    <pic:cNvPr id="2072688116" name=""/>
+                    <pic:cNvPicPr/>
+                  </pic:nvPicPr>
+                  <pic:blipFill>
+                    <a:blip r:embed="rId14"/>
+                    <a:stretch>
+                      <a:fillRect/>
+                    </a:stretch>
+                  </pic:blipFill>
+                  <pic:spPr>
+                    <a:xfrm>
+                      <a:off x="0" y="0"/>
+                      <a:ext cx="5464013" cy="1722269"/>
+                    </a:xfrm>
+                    <a:prstGeom prst="rect">
+                      <a:avLst/>
+                    </a:prstGeom>
+                  </pic:spPr>
+                </pic:pic>
+              </a:graphicData>
+            </a:graphic>
+          </wp:inline>
+        </w:drawing>
+      </w:r>
+    </w:p>
+    <w:p>
+      <w:pPr>
+        <w:pStyle w:val="ListParagraph"/>
+        <w:rPr>
+          <w:b/>
+          <w:bCs/>
+        </w:rPr>
+      </w:pPr>
+      <w:r>
+        <w:rPr>
+          <w:b/>
+          <w:bCs/>
+        </w:rPr>
+        <w:lastRenderedPageBreak/>
+        <w:drawing>
+          <wp:inline distT="0" distB="0" distL="0" distR="0" wp14:anchorId="0B944FD3" wp14:editId="53C707AD">
+            <wp:extent cx="5471634" cy="2080440"/>
+            <wp:effectExtent l="0" t="0" r="0" b="0"/>
+            <wp:docPr id="1833221698" name="Picture 1"/>
+            <wp:cNvGraphicFramePr>
+              <a:graphicFrameLocks xmlns:a="http://schemas.openxmlformats.org/drawingml/2006/main" noChangeAspect="1"/>
+            </wp:cNvGraphicFramePr>
+            <a:graphic xmlns:a="http://schemas.openxmlformats.org/drawingml/2006/main">
+              <a:graphicData uri="http://schemas.openxmlformats.org/drawingml/2006/picture">
+                <pic:pic xmlns:pic="http://schemas.openxmlformats.org/drawingml/2006/picture">
+                  <pic:nvPicPr>
+                    <pic:cNvPr id="1833221698" name=""/>
+                    <pic:cNvPicPr/>
+                  </pic:nvPicPr>
+                  <pic:blipFill>
+                    <a:blip r:embed="rId15"/>
+                    <a:stretch>
+                      <a:fillRect/>
+                    </a:stretch>
+                  </pic:blipFill>
+                  <pic:spPr>
+                    <a:xfrm>
+                      <a:off x="0" y="0"/>
+                      <a:ext cx="5471634" cy="2080440"/>
+                    </a:xfrm>
+                    <a:prstGeom prst="rect">
+                      <a:avLst/>
+                    </a:prstGeom>
+                  </pic:spPr>
+                </pic:pic>
+              </a:graphicData>
+            </a:graphic>
+          </wp:inline>
+        </w:drawing>
+      </w:r>
+    </w:p>
+    <w:p>
+      <w:pPr>
+        <w:pStyle w:val="ListParagraph"/>
+        <w:numPr>
+          <w:ilvl w:val="0"/>
+          <w:numId w:val="1"/>
+        </w:numPr>
+        <w:rPr>
+          <w:b/>
+          <w:bCs/>
+        </w:rPr>
+      </w:pPr>
+      <w:r>
+        <w:rPr>
+          <w:b/>
+          <w:bCs/>
+        </w:rPr>
+        <w:t>Perform a basic merge operation, resolving any conflicts that arise.</w:t>
+      </w:r>
+    </w:p>
+    <w:p>
+      <w:pPr>
+        <w:pStyle w:val="ListParagraph"/>
+        <w:rPr>
+          <w:b/>
+          <w:bCs/>
+        </w:rPr>
+      </w:pPr>
+      <w:r>
+        <w:rPr>
+          <w:b/>
+          <w:bCs/>
+        </w:rPr>
+        <w:drawing>
+          <wp:inline distT="0" distB="0" distL="0" distR="0" wp14:anchorId="5539DA13" wp14:editId="2770008B">
+            <wp:extent cx="5616427" cy="1356478"/>
+            <wp:effectExtent l="0" t="0" r="3810" b="0"/>
+            <wp:docPr id="1796557122" name="Picture 1"/>
+            <wp:cNvGraphicFramePr>
+              <a:graphicFrameLocks xmlns:a="http://schemas.openxmlformats.org/drawingml/2006/main" noChangeAspect="1"/>
+            </wp:cNvGraphicFramePr>
+            <a:graphic xmlns:a="http://schemas.openxmlformats.org/drawingml/2006/main">
+              <a:graphicData uri="http://schemas.openxmlformats.org/drawingml/2006/picture">
+                <pic:pic xmlns:pic="http://schemas.openxmlformats.org/drawingml/2006/picture">
+                  <pic:nvPicPr>
+                    <pic:cNvPr id="1796557122" name=""/>
+                    <pic:cNvPicPr/>
+                  </pic:nvPicPr>
+                  <pic:blipFill>
+                    <a:blip r:embed="rId16"/>
+                    <a:stretch>
+                      <a:fillRect/>
+                    </a:stretch>
+                  </pic:blipFill>
+                  <pic:spPr>
+                    <a:xfrm>
+                      <a:off x="0" y="0"/>
+                      <a:ext cx="5616427" cy="1356478"/>
+                    </a:xfrm>
+                    <a:prstGeom prst="rect">
+                      <a:avLst/>
+                    </a:prstGeom>
+                  </pic:spPr>
+                </pic:pic>
+              </a:graphicData>
+            </a:graphic>
+          </wp:inline>
+        </w:drawing>
+      </w:r>
+    </w:p>
+    <w:p>
+      <w:pPr>
+        <w:pStyle w:val="ListParagraph"/>
+        <w:rPr>
+          <w:b/>
+          <w:bCs/>
+        </w:rPr>
+      </w:pPr>
+      <w:r>
+        <w:rPr>
+          <w:b/>
+          <w:bCs/>
+        </w:rPr>
+        <w:drawing>
+          <wp:inline distT="0" distB="0" distL="0" distR="0" wp14:anchorId="367D7A22" wp14:editId="06C33762">
+            <wp:extent cx="5845047" cy="2804403"/>
+            <wp:effectExtent l="0" t="0" r="3810" b="0"/>
+            <wp:docPr id="970244197" name="Picture 1"/>
+            <wp:cNvGraphicFramePr>
+              <a:graphicFrameLocks xmlns:a="http://schemas.openxmlformats.org/drawingml/2006/main" noChangeAspect="1"/>
+            </wp:cNvGraphicFramePr>
+            <a:graphic xmlns:a="http://schemas.openxmlformats.org/drawingml/2006/main">
+              <a:graphicData uri="http://schemas.openxmlformats.org/drawingml/2006/picture">
+                <pic:pic xmlns:pic="http://schemas.openxmlformats.org/drawingml/2006/picture">
+                  <pic:nvPicPr>
+                    <pic:cNvPr id="970244197" name=""/>
+                    <pic:cNvPicPr/>
+                  </pic:nvPicPr>
+                  <pic:blipFill>
+                    <a:blip r:embed="rId17"/>
+                    <a:stretch>
+                      <a:fillRect/>
+                    </a:stretch>
+                  </pic:blipFill>
+                  <pic:spPr>
+                    <a:xfrm>
+                      <a:off x="0" y="0"/>
+                      <a:ext cx="5845047" cy="2804403"/>
+                    </a:xfrm>
+                    <a:prstGeom prst="rect">
+                      <a:avLst/>
+                    </a:prstGeom>
+                  </pic:spPr>
+                </pic:pic>
+              </a:graphicData>
+            </a:graphic>
+          </wp:inline>
+        </w:drawing>
+      </w:r>
+    </w:p>
+    <w:p>
+      <w:pPr>
+        <w:pStyle w:val="ListParagraph"/>
+        <w:rPr>
+          <w:b/>
+          <w:bCs/>
+        </w:rPr>
+      </w:pPr>
+    </w:p>
+    <w:p>
+      <w:pPr>
+        <w:rPr>
+          <w:b/>
+          <w:bCs/>
+        </w:rPr>
+      </w:pPr>
+    </w:p>
     <w:sectPr>
       <w:pgSz w:w="12240" w:h="15840"/>
       <w:pgMar w:top="1440" w:right="1440" w:bottom="1440" w:left="1440" w:header="720" w:footer="720" w:gutter="0"/>
@@ -332,8 +956,105 @@
 </w:document>
 </file>
 
+<file path=word/numbering.xml><?xml version="1.0" encoding="utf-8"?>
+<w:numbering xmlns:wpc="http://schemas.microsoft.com/office/word/2010/wordprocessingCanvas" xmlns:cx="http://schemas.microsoft.com/office/drawing/2014/chartex" xmlns:cx1="http://schemas.microsoft.com/office/drawing/2015/9/8/chartex" xmlns:cx2="http://schemas.microsoft.com/office/drawing/2015/10/21/chartex" xmlns:cx3="http://schemas.microsoft.com/office/drawing/2016/5/9/chartex" xmlns:cx4="http://schemas.microsoft.com/office/drawing/2016/5/10/chartex" xmlns:cx5="http://schemas.microsoft.com/office/drawing/2016/5/11/chartex" xmlns:cx6="http://schemas.microsoft.com/office/drawing/2016/5/12/chartex" xmlns:cx7="http://schemas.microsoft.com/office/drawing/2016/5/13/chartex" xmlns:cx8="http://schemas.microsoft.com/office/drawing/2016/5/14/chartex" xmlns:mc="http://schemas.openxmlformats.org/markup-compatibility/2006" xmlns:aink="http://schemas.microsoft.com/office/drawing/2016/ink" xmlns:am3d="http://schemas.microsoft.com/office/drawing/2017/model3d" xmlns:o="urn:schemas-microsoft-com:office:office" xmlns:oel="http://schemas.microsoft.com/office/2019/extlst" xmlns:r="http://schemas.openxmlformats.org/officeDocument/2006/relationships" xmlns:m="http://schemas.openxmlformats.org/officeDocument/2006/math" xmlns:v="urn:schemas-microsoft-com:vml" xmlns:wp14="http://schemas.microsoft.com/office/word/2010/wordprocessingDrawing" xmlns:wp="http://schemas.openxmlformats.org/drawingml/2006/wordprocessingDrawing" xmlns:w10="urn:schemas-microsoft-com:office:word" xmlns:w="http://schemas.openxmlformats.org/wordprocessingml/2006/main" xmlns:w14="http://schemas.microsoft.com/office/word/2010/wordml" xmlns:w15="http://schemas.microsoft.com/office/word/2012/wordml" xmlns:w16cex="http://schemas.microsoft.com/office/word/2018/wordml/cex" xmlns:w16cid="http://schemas.microsoft.com/office/word/2016/wordml/cid" xmlns:w16="http://schemas.microsoft.com/office/word/2018/wordml" xmlns:w16du="http://schemas.microsoft.com/office/word/2023/wordml/word16du" xmlns:w16sdtdh="http://schemas.microsoft.com/office/word/2020/wordml/sdtdatahash" xmlns:w16sdtfl="http://schemas.microsoft.com/office/word/2024/wordml/sdtformatlock" xmlns:w16se="http://schemas.microsoft.com/office/word/2015/wordml/symex" xmlns:wpg="http://schemas.microsoft.com/office/word/2010/wordprocessingGroup" xmlns:wpi="http://schemas.microsoft.com/office/word/2010/wordprocessingInk" xmlns:wne="http://schemas.microsoft.com/office/word/2006/wordml" xmlns:wps="http://schemas.microsoft.com/office/word/2010/wordprocessingShape" mc:Ignorable="w14 w15 w16se w16cid w16 w16cex w16sdtdh w16sdtfl w16du wp14">
+  <w:abstractNum w:abstractNumId="0" w15:restartNumberingAfterBreak="0">
+    <w:nsid w:val="12B72509"/>
+    <w:multiLevelType w:val="hybridMultilevel"/>
+    <w:tmpl w:val="6D00F40A"/>
+    <w:lvl w:ilvl="0" w:tplc="4009000F">
+      <w:start w:val="1"/>
+      <w:numFmt w:val="decimal"/>
+      <w:lvlText w:val="%1."/>
+      <w:lvlJc w:val="left"/>
+      <w:pPr>
+        <w:ind w:left="720" w:hanging="360"/>
+      </w:pPr>
+      <w:rPr>
+        <w:rFonts w:hint="default"/>
+      </w:rPr>
+    </w:lvl>
+    <w:lvl w:ilvl="1" w:tplc="40090019" w:tentative="1">
+      <w:start w:val="1"/>
+      <w:numFmt w:val="lowerLetter"/>
+      <w:lvlText w:val="%2."/>
+      <w:lvlJc w:val="left"/>
+      <w:pPr>
+        <w:ind w:left="1440" w:hanging="360"/>
+      </w:pPr>
+    </w:lvl>
+    <w:lvl w:ilvl="2" w:tplc="4009001B" w:tentative="1">
+      <w:start w:val="1"/>
+      <w:numFmt w:val="lowerRoman"/>
+      <w:lvlText w:val="%3."/>
+      <w:lvlJc w:val="right"/>
+      <w:pPr>
+        <w:ind w:left="2160" w:hanging="180"/>
+      </w:pPr>
+    </w:lvl>
+    <w:lvl w:ilvl="3" w:tplc="4009000F" w:tentative="1">
+      <w:start w:val="1"/>
+      <w:numFmt w:val="decimal"/>
+      <w:lvlText w:val="%4."/>
+      <w:lvlJc w:val="left"/>
+      <w:pPr>
+        <w:ind w:left="2880" w:hanging="360"/>
+      </w:pPr>
+    </w:lvl>
+    <w:lvl w:ilvl="4" w:tplc="40090019" w:tentative="1">
+      <w:start w:val="1"/>
+      <w:numFmt w:val="lowerLetter"/>
+      <w:lvlText w:val="%5."/>
+      <w:lvlJc w:val="left"/>
+      <w:pPr>
+        <w:ind w:left="3600" w:hanging="360"/>
+      </w:pPr>
+    </w:lvl>
+    <w:lvl w:ilvl="5" w:tplc="4009001B" w:tentative="1">
+      <w:start w:val="1"/>
+      <w:numFmt w:val="lowerRoman"/>
+      <w:lvlText w:val="%6."/>
+      <w:lvlJc w:val="right"/>
+      <w:pPr>
+        <w:ind w:left="4320" w:hanging="180"/>
+      </w:pPr>
+    </w:lvl>
+    <w:lvl w:ilvl="6" w:tplc="4009000F" w:tentative="1">
+      <w:start w:val="1"/>
+      <w:numFmt w:val="decimal"/>
+      <w:lvlText w:val="%7."/>
+      <w:lvlJc w:val="left"/>
+      <w:pPr>
+        <w:ind w:left="5040" w:hanging="360"/>
+      </w:pPr>
+    </w:lvl>
+    <w:lvl w:ilvl="7" w:tplc="40090019" w:tentative="1">
+      <w:start w:val="1"/>
+      <w:numFmt w:val="lowerLetter"/>
+      <w:lvlText w:val="%8."/>
+      <w:lvlJc w:val="left"/>
+      <w:pPr>
+        <w:ind w:left="5760" w:hanging="360"/>
+      </w:pPr>
+    </w:lvl>
+    <w:lvl w:ilvl="8" w:tplc="4009001B" w:tentative="1">
+      <w:start w:val="1"/>
+      <w:numFmt w:val="lowerRoman"/>
+      <w:lvlText w:val="%9."/>
+      <w:lvlJc w:val="right"/>
+      <w:pPr>
+        <w:ind w:left="6480" w:hanging="180"/>
+      </w:pPr>
+    </w:lvl>
+  </w:abstractNum>
+  <w:num w:numId="1" w16cid:durableId="407306444">
+    <w:abstractNumId w:val="0"/>
+  </w:num>
+</w:numbering>
+</file>
+
 <file path=word/styles.xml><?xml version="1.0" encoding="utf-8"?>
-<w:styles xmlns:mc="http://schemas.openxmlformats.org/markup-compatibility/2006" xmlns:r="http://schemas.openxmlformats.org/officeDocument/2006/relationships" xmlns:w="http://schemas.openxmlformats.org/wordprocessingml/2006/main" xmlns:w14="http://schemas.microsoft.com/office/word/2010/wordml" xmlns:w15="http://schemas.microsoft.com/office/word/2012/wordml" xmlns:w16cex="http://schemas.microsoft.com/office/word/2018/wordml/cex" xmlns:w16cid="http://schemas.microsoft.com/office/word/2016/wordml/cid" xmlns:w16="http://schemas.microsoft.com/office/word/2018/wordml" xmlns:w16du="http://schemas.microsoft.com/office/word/2023/wordml/word16du" xmlns:w16sdtdh="http://schemas.microsoft.com/office/word/2020/wordml/sdtdatahash" xmlns:w16se="http://schemas.microsoft.com/office/word/2015/wordml/symex" mc:Ignorable="w14 w15 w16se w16cid w16 w16cex w16sdtdh w16du">
+<w:styles xmlns:mc="http://schemas.openxmlformats.org/markup-compatibility/2006" xmlns:r="http://schemas.openxmlformats.org/officeDocument/2006/relationships" xmlns:w="http://schemas.openxmlformats.org/wordprocessingml/2006/main" xmlns:w14="http://schemas.microsoft.com/office/word/2010/wordml" xmlns:w15="http://schemas.microsoft.com/office/word/2012/wordml" xmlns:w16cex="http://schemas.microsoft.com/office/word/2018/wordml/cex" xmlns:w16cid="http://schemas.microsoft.com/office/word/2016/wordml/cid" xmlns:w16="http://schemas.microsoft.com/office/word/2018/wordml" xmlns:w16du="http://schemas.microsoft.com/office/word/2023/wordml/word16du" xmlns:w16sdtdh="http://schemas.microsoft.com/office/word/2020/wordml/sdtdatahash" xmlns:w16sdtfl="http://schemas.microsoft.com/office/word/2024/wordml/sdtformatlock" xmlns:w16se="http://schemas.microsoft.com/office/word/2015/wordml/symex" mc:Ignorable="w14 w15 w16se w16cid w16 w16cex w16sdtdh w16sdtfl w16du">
   <w:docDefaults>
     <w:rPrDefault>
       <w:rPr>
@@ -904,6 +1625,21 @@
       <w:szCs w:val="30"/>
     </w:rPr>
   </w:style>
+  <w:style w:type="paragraph" w:styleId="ListParagraph">
+    <w:name w:val="List Paragraph"/>
+    <w:basedOn w:val="Normal"/>
+    <w:uiPriority w:val="34"/>
+    <w:qFormat/>
+    <w:rsid w:val="00100B5D"/>
+    <w:pPr>
+      <w:ind w:left="720"/>
+      <w:contextualSpacing/>
+    </w:pPr>
+    <w:rPr>
+      <w:rFonts w:cs="Mangal"/>
+      <w:szCs w:val="20"/>
+    </w:rPr>
+  </w:style>
 </w:styles>
 </file>
 
@@ -1228,6 +1964,26 @@
 </file>
 
 <file path=customXml/item1.xml><?xml version="1.0" encoding="utf-8"?>
+<?mso-contentType ?>
+<FormTemplates xmlns="http://schemas.microsoft.com/sharepoint/v3/contenttype/forms">
+  <Display>DocumentLibraryForm</Display>
+  <Edit>DocumentLibraryForm</Edit>
+  <New>DocumentLibraryForm</New>
+</FormTemplates>
+</file>
+
+<file path=customXml/item2.xml><?xml version="1.0" encoding="utf-8"?>
+<p:properties xmlns:p="http://schemas.microsoft.com/office/2006/metadata/properties" xmlns:xsi="http://www.w3.org/2001/XMLSchema-instance" xmlns:pc="http://schemas.microsoft.com/office/infopath/2007/PartnerControls">
+  <documentManagement>
+    <TaxCatchAll xmlns="1f3f42dc-1188-4333-a293-b3da5b058030" xsi:nil="true"/>
+    <lcf76f155ced4ddcb4097134ff3c332f xmlns="9e2188fa-3017-4d80-9b14-d60eb1307064">
+      <Terms xmlns="http://schemas.microsoft.com/office/infopath/2007/PartnerControls"/>
+    </lcf76f155ced4ddcb4097134ff3c332f>
+  </documentManagement>
+</p:properties>
+</file>
+
+<file path=customXml/item3.xml><?xml version="1.0" encoding="utf-8"?>
 <ct:contentTypeSchema xmlns:ct="http://schemas.microsoft.com/office/2006/metadata/contentType" xmlns:ma="http://schemas.microsoft.com/office/2006/metadata/properties/metaAttributes" ct:_="" ma:_="" ma:contentTypeName="Document" ma:contentTypeID="0x010100FEC2491E7086264BB3E85682BB9E1A0D" ma:contentTypeVersion="14" ma:contentTypeDescription="Create a new document." ma:contentTypeScope="" ma:versionID="2524ecea3c12b716407323278785c506">
   <xsd:schema xmlns:xsd="http://www.w3.org/2001/XMLSchema" xmlns:xs="http://www.w3.org/2001/XMLSchema" xmlns:p="http://schemas.microsoft.com/office/2006/metadata/properties" xmlns:ns2="9e2188fa-3017-4d80-9b14-d60eb1307064" xmlns:ns3="1f3f42dc-1188-4333-a293-b3da5b058030" targetNamespace="http://schemas.microsoft.com/office/2006/metadata/properties" ma:root="true" ma:fieldsID="82f3963339575b7d6a7048ebe4606451" ns2:_="" ns3:_="">
     <xsd:import namespace="9e2188fa-3017-4d80-9b14-d60eb1307064"/>
@@ -1456,27 +2212,26 @@
 </ct:contentTypeSchema>
 </file>
 
-<file path=customXml/item2.xml><?xml version="1.0" encoding="utf-8"?>
-<p:properties xmlns:p="http://schemas.microsoft.com/office/2006/metadata/properties" xmlns:xsi="http://www.w3.org/2001/XMLSchema-instance" xmlns:pc="http://schemas.microsoft.com/office/infopath/2007/PartnerControls">
-  <documentManagement>
-    <TaxCatchAll xmlns="1f3f42dc-1188-4333-a293-b3da5b058030" xsi:nil="true"/>
-    <lcf76f155ced4ddcb4097134ff3c332f xmlns="9e2188fa-3017-4d80-9b14-d60eb1307064">
-      <Terms xmlns="http://schemas.microsoft.com/office/infopath/2007/PartnerControls"/>
-    </lcf76f155ced4ddcb4097134ff3c332f>
-  </documentManagement>
-</p:properties>
+<file path=customXml/itemProps1.xml><?xml version="1.0" encoding="utf-8"?>
+<ds:datastoreItem xmlns:ds="http://schemas.openxmlformats.org/officeDocument/2006/customXml" ds:itemID="{97FA8668-3EC7-49C9-A98D-50F2D0B5825B}">
+  <ds:schemaRefs>
+    <ds:schemaRef ds:uri="http://schemas.microsoft.com/sharepoint/v3/contenttype/forms"/>
+  </ds:schemaRefs>
+</ds:datastoreItem>
 </file>
 
-<file path=customXml/item3.xml><?xml version="1.0" encoding="utf-8"?>
-<?mso-contentType ?>
-<FormTemplates xmlns="http://schemas.microsoft.com/sharepoint/v3/contenttype/forms">
-  <Display>DocumentLibraryForm</Display>
-  <Edit>DocumentLibraryForm</Edit>
-  <New>DocumentLibraryForm</New>
-</FormTemplates>
+<file path=customXml/itemProps2.xml><?xml version="1.0" encoding="utf-8"?>
+<ds:datastoreItem xmlns:ds="http://schemas.openxmlformats.org/officeDocument/2006/customXml" ds:itemID="{A35004B8-C344-4CC2-8B5E-F3C02A1FF942}">
+  <ds:schemaRefs>
+    <ds:schemaRef ds:uri="http://schemas.microsoft.com/office/2006/metadata/properties"/>
+    <ds:schemaRef ds:uri="http://schemas.microsoft.com/office/infopath/2007/PartnerControls"/>
+    <ds:schemaRef ds:uri="1f3f42dc-1188-4333-a293-b3da5b058030"/>
+    <ds:schemaRef ds:uri="9e2188fa-3017-4d80-9b14-d60eb1307064"/>
+  </ds:schemaRefs>
+</ds:datastoreItem>
 </file>
 
-<file path=customXml/itemProps1.xml><?xml version="1.0" encoding="utf-8"?>
+<file path=customXml/itemProps3.xml><?xml version="1.0" encoding="utf-8"?>
 <ds:datastoreItem xmlns:ds="http://schemas.openxmlformats.org/officeDocument/2006/customXml" ds:itemID="{0250EF37-2059-4749-8175-2EB5E5884E38}">
   <ds:schemaRefs>
     <ds:schemaRef ds:uri="http://schemas.microsoft.com/office/2006/metadata/contentType"/>
@@ -1493,23 +2248,4 @@
     <ds:schemaRef ds:uri="http://schemas.microsoft.com/internal/obd"/>
   </ds:schemaRefs>
 </ds:datastoreItem>
-</file>
-
-<file path=customXml/itemProps2.xml><?xml version="1.0" encoding="utf-8"?>
-<ds:datastoreItem xmlns:ds="http://schemas.openxmlformats.org/officeDocument/2006/customXml" ds:itemID="{A35004B8-C344-4CC2-8B5E-F3C02A1FF942}">
-  <ds:schemaRefs>
-    <ds:schemaRef ds:uri="http://schemas.microsoft.com/office/2006/metadata/properties"/>
-    <ds:schemaRef ds:uri="http://schemas.microsoft.com/office/infopath/2007/PartnerControls"/>
-    <ds:schemaRef ds:uri="1f3f42dc-1188-4333-a293-b3da5b058030"/>
-    <ds:schemaRef ds:uri="9e2188fa-3017-4d80-9b14-d60eb1307064"/>
-  </ds:schemaRefs>
-</ds:datastoreItem>
-</file>
-
-<file path=customXml/itemProps3.xml><?xml version="1.0" encoding="utf-8"?>
-<ds:datastoreItem xmlns:ds="http://schemas.openxmlformats.org/officeDocument/2006/customXml" ds:itemID="{97FA8668-3EC7-49C9-A98D-50F2D0B5825B}">
-  <ds:schemaRefs>
-    <ds:schemaRef ds:uri="http://schemas.microsoft.com/sharepoint/v3/contenttype/forms"/>
-  </ds:schemaRefs>
-</ds:datastoreItem>
 </file>